--- a/klagomålsmail/A 29114-2023 FSC-klagomål mail.docx
+++ b/klagomålsmail/A 29114-2023 FSC-klagomål mail.docx
@@ -11,7 +11,7 @@
     </w:p>
     <w:p>
       <w:r>
-        <w:t>Vi vill informera om att det i avverkningsanmälan A 29114-2023 i Vetlanda kommun har hittats 6 naturvårdsarter varav 6 är rödlistade.</w:t>
+        <w:t>Vi vill informera om att det i avverkningsanmälan A 29114-2023 i Vetlanda kommun har hittats 9 naturvårdsarter varav 7 är rödlistade.</w:t>
       </w:r>
     </w:p>
     <w:p>

--- a/klagomålsmail/A 29114-2023 FSC-klagomål mail.docx
+++ b/klagomålsmail/A 29114-2023 FSC-klagomål mail.docx
@@ -11,7 +11,7 @@
     </w:p>
     <w:p>
       <w:r>
-        <w:t>Vi vill informera om att det i avverkningsanmälan A 29114-2023 i Vetlanda kommun har hittats 9 naturvårdsarter varav 7 är rödlistade.</w:t>
+        <w:t>Vi vill informera om att det i avverkningsanmälan A 29114-2023 i Vetlanda kommun har hittats 11 naturvårdsarter varav 8 är rödlistade.</w:t>
       </w:r>
     </w:p>
     <w:p>

--- a/klagomålsmail/A 29114-2023 FSC-klagomål mail.docx
+++ b/klagomålsmail/A 29114-2023 FSC-klagomål mail.docx
@@ -11,7 +11,7 @@
     </w:p>
     <w:p>
       <w:r>
-        <w:t>Vi vill informera om att det i avverkningsanmälan A 29114-2023 i Vetlanda kommun har hittats 11 naturvårdsarter varav 8 är rödlistade.</w:t>
+        <w:t>Vi vill informera om att det i avverkningsanmälan A 29114-2023 i Vetlanda kommun har hittats 13 naturvårdsarter varav 10 är rödlistade.</w:t>
       </w:r>
     </w:p>
     <w:p>

--- a/klagomålsmail/A 29114-2023 FSC-klagomål mail.docx
+++ b/klagomålsmail/A 29114-2023 FSC-klagomål mail.docx
@@ -11,7 +11,7 @@
     </w:p>
     <w:p>
       <w:r>
-        <w:t>Vi vill informera om att det i avverkningsanmälan A 29114-2023 i Vetlanda kommun har hittats 13 naturvårdsarter varav 10 är rödlistade.</w:t>
+        <w:t>Vi vill informera om att det i avverkningsanmälan A 29114-2023 i Vetlanda kommun har hittats 14 naturvårdsarter varav 10 är rödlistade.</w:t>
       </w:r>
     </w:p>
     <w:p>

--- a/klagomålsmail/A 29114-2023 FSC-klagomål mail.docx
+++ b/klagomålsmail/A 29114-2023 FSC-klagomål mail.docx
@@ -11,7 +11,7 @@
     </w:p>
     <w:p>
       <w:r>
-        <w:t>Vi vill informera om att det i avverkningsanmälan A 29114-2023 i Vetlanda kommun har hittats 14 naturvårdsarter varav 10 är rödlistade.</w:t>
+        <w:t>Vi vill informera om att det i avverkningsanmälan A 29114-2023 i Vetlanda kommun har hittats 15 naturvårdsarter varav 11 är rödlistade.</w:t>
       </w:r>
     </w:p>
     <w:p>

--- a/klagomålsmail/A 29114-2023 FSC-klagomål mail.docx
+++ b/klagomålsmail/A 29114-2023 FSC-klagomål mail.docx
@@ -11,7 +11,7 @@
     </w:p>
     <w:p>
       <w:r>
-        <w:t>Vi vill informera om att det i avverkningsanmälan A 29114-2023 i Vetlanda kommun har hittats 15 naturvårdsarter varav 11 är rödlistade.</w:t>
+        <w:t>Vi vill informera om att det i avverkningsanmälan A 29114-2023 i Vetlanda kommun har hittats 16 naturvårdsarter varav 12 är rödlistade.</w:t>
       </w:r>
     </w:p>
     <w:p>

--- a/klagomålsmail/A 29114-2023 FSC-klagomål mail.docx
+++ b/klagomålsmail/A 29114-2023 FSC-klagomål mail.docx
@@ -11,7 +11,7 @@
     </w:p>
     <w:p>
       <w:r>
-        <w:t>Vi vill informera om att det i avverkningsanmälan A 29114-2023 i Vetlanda kommun har hittats 16 naturvårdsarter varav 12 är rödlistade.</w:t>
+        <w:t>Vi vill informera om att det i avverkningsanmälan A 29114-2023 i Vetlanda kommun har hittats 17 naturvårdsarter varav 12 är rödlistade.</w:t>
       </w:r>
     </w:p>
     <w:p>

--- a/klagomålsmail/A 29114-2023 FSC-klagomål mail.docx
+++ b/klagomålsmail/A 29114-2023 FSC-klagomål mail.docx
@@ -11,7 +11,7 @@
     </w:p>
     <w:p>
       <w:r>
-        <w:t>Vi vill informera om att det i avverkningsanmälan A 29114-2023 i Vetlanda kommun har hittats 17 naturvårdsarter varav 12 är rödlistade.</w:t>
+        <w:t>Vi vill informera om att det i avverkningsanmälan A 29114-2023 i Vetlanda kommun har hittats 18 naturvårdsarter varav 13 är rödlistade.</w:t>
       </w:r>
     </w:p>
     <w:p>

--- a/klagomålsmail/A 29114-2023 FSC-klagomål mail.docx
+++ b/klagomålsmail/A 29114-2023 FSC-klagomål mail.docx
@@ -11,7 +11,7 @@
     </w:p>
     <w:p>
       <w:r>
-        <w:t>Vi vill informera om att det i avverkningsanmälan A 29114-2023 i Vetlanda kommun har hittats 18 naturvårdsarter varav 13 är rödlistade.</w:t>
+        <w:t>Vi vill informera om att det i avverkningsanmälan A 29114-2023 i Vetlanda kommun har hittats 20 naturvårdsarter varav 14 är rödlistade.</w:t>
       </w:r>
     </w:p>
     <w:p>

--- a/klagomålsmail/A 29114-2023 FSC-klagomål mail.docx
+++ b/klagomålsmail/A 29114-2023 FSC-klagomål mail.docx
@@ -11,7 +11,7 @@
     </w:p>
     <w:p>
       <w:r>
-        <w:t>Vi vill informera om att det i avverkningsanmälan A 29114-2023 i Vetlanda kommun har hittats 20 naturvårdsarter varav 14 är rödlistade.</w:t>
+        <w:t>Vi vill informera om att det i avverkningsanmälan A 29114-2023 i Vetlanda kommun har hittats 21 naturvårdsarter varav 15 är rödlistade.</w:t>
       </w:r>
     </w:p>
     <w:p>

--- a/klagomålsmail/A 29114-2023 FSC-klagomål mail.docx
+++ b/klagomålsmail/A 29114-2023 FSC-klagomål mail.docx
@@ -11,7 +11,7 @@
     </w:p>
     <w:p>
       <w:r>
-        <w:t>Vi vill informera om att det i avverkningsanmälan A 29114-2023 i Vetlanda kommun har hittats 24 naturvårdsarter varav 17 är rödlistade.</w:t>
+        <w:t>Vi vill informera om att det i avverkningsanmälan A 29114-2023 i Vetlanda kommun har hittats 26 naturvårdsarter varav 19 är rödlistade.</w:t>
       </w:r>
     </w:p>
     <w:p>

--- a/klagomålsmail/A 29114-2023 FSC-klagomål mail.docx
+++ b/klagomålsmail/A 29114-2023 FSC-klagomål mail.docx
@@ -11,7 +11,7 @@
     </w:p>
     <w:p>
       <w:r>
-        <w:t>Vi vill informera om att det i avverkningsanmälan A 29114-2023 i Vetlanda kommun har hittats 26 naturvårdsarter varav 19 är rödlistade.</w:t>
+        <w:t>Vi vill informera om att det i avverkningsanmälan A 29114-2023 i Vetlanda kommun har hittats 27 naturvårdsarter varav 20 är rödlistade.</w:t>
       </w:r>
     </w:p>
     <w:p>

--- a/klagomålsmail/A 29114-2023 FSC-klagomål mail.docx
+++ b/klagomålsmail/A 29114-2023 FSC-klagomål mail.docx
@@ -11,7 +11,7 @@
     </w:p>
     <w:p>
       <w:r>
-        <w:t>Vi vill informera om att det i avverkningsanmälan A 29114-2023 i Vetlanda kommun har hittats 30 naturvårdsarter varav 20 är rödlistade.</w:t>
+        <w:t>Vi vill informera om att det i avverkningsanmälan A 29114-2023 i Vetlanda kommun har hittats 33 naturvårdsarter varav 22 är rödlistade.</w:t>
       </w:r>
     </w:p>
     <w:p>
